--- a/az/wisdom-stories/bookstore.docx
+++ b/az/wisdom-stories/bookstore.docx
@@ -76,11 +76,9 @@
         <w:rPr>
           <w:b/>
         </w:rPr>
-        <w:t>İbrət:</w:t>
+        <w:t>İbrət: Kiçik bir xeyirxahlıq insanın qəlbində ömürlük iz qoya bilər. Yaxşılıq görən çox vaxt özü də başqasına yaxşılıq edir.</w:t>
       </w:r>
-      <w:r>
-        <w:t xml:space="preserve"> Kiçik bir xeyirxahlıq insanın qəlbində ömürlük iz qoya bilər. Yaxşılıq görən çox vaxt özü də başqasına yaxşılıq edir.</w:t>
-      </w:r>
+      <w:r/>
     </w:p>
     <w:p>
       <w:pPr>
@@ -91,7 +89,7 @@
           <w:i/>
           <w:sz w:val="18"/>
         </w:rPr>
-        <w:t>Hekayə açıq İnternet mənbələrindən əldə olunub.</w:t>
+        <w:t>Hekayələr açıq internet mənbələrindən alınmış, illüstrasiyalar isə süni intellektlə yaradılmışdır.</w:t>
       </w:r>
     </w:p>
     <w:sectPr>
